--- a/downloads/documents/04 Units/Unit 03 - Human Development and Relationships - Growing Up, Getting Along/Vocabulary 03.docx
+++ b/downloads/documents/04 Units/Unit 03 - Human Development and Relationships - Growing Up, Getting Along/Vocabulary 03.docx
@@ -17,7 +17,7 @@
         <w:pStyle w:val="FirstParagraph"/>
       </w:pPr>
       <w:r>
-        <w:t xml:space="preserve">Unit 3, Human Development and Relationships. The unit’s 47 Tier 3 words across the four topics, with a one-line definition written for a grade 6 to 7 reader and columns for Turkish, Portuguese, and Spanish.</w:t>
+        <w:t xml:space="preserve">Unit 3, Human Development and Relationships. The unit’s 47 Tier 3 words across the four topics, with a one-line definition written for a grade 6 to 7 reader and a Spanish column.</w:t>
       </w:r>
     </w:p>
     <w:p>
@@ -34,7 +34,7 @@
         <w:t xml:space="preserve"> </w:t>
       </w:r>
       <w:r>
-        <w:t xml:space="preserve">The Turkish, Portuguese, and Spanish columns are my best working translations and have not been verified by a native speaker. Use them for word banks and picture cards; have a native speaker, a bilingual colleague, or the ENL teacher check the whole table once before it is printed for students. Family and feelings words are the ones most likely to differ by country and by home (a</w:t>
+        <w:t xml:space="preserve">The Spanish column is my best working translation and has not been verified by a native speaker. Use it for word banks and picture cards; have a native speaker, a bilingual colleague, or the ENL teacher check the whole table once before it is printed for students. Family and feelings words are the ones most likely to differ by country and by home (a</w:t>
       </w:r>
       <w:r>
         <w:t xml:space="preserve"> </w:t>
@@ -88,7 +88,7 @@
         <w:t xml:space="preserve"> </w:t>
       </w:r>
       <w:r>
-        <w:t xml:space="preserve">have different everyday names in Turkey, Brazil, Portugal, and the Spanish-speaking countries), so the English term stays on every card, because students will see the English word on the babysitter’s checklist, the parent card, and the Red Cross flyer.</w:t>
+        <w:t xml:space="preserve">have different everyday names across the Spanish-speaking countries), so the English term stays on every card, because students will see the English word on the babysitter’s checklist, the parent card, and the Red Cross flyer.</w:t>
       </w:r>
     </w:p>
     <w:p>
@@ -176,7 +176,7 @@
         <w:pStyle w:val="BodyText"/>
       </w:pPr>
       <w:r>
-        <w:t xml:space="preserve">How lessons use this file: each lesson names its own Tier 3 words; the handout for that lesson carries a word bank pulled from this table in the three languages. The site’s Materials page prints this table as picture-ready cards.</w:t>
+        <w:t xml:space="preserve">How lessons use this file: each lesson names its own Tier 3 words; the handout for that lesson carries a word bank pulled from this table in both languages. The site’s Materials page prints this table as picture-ready cards.</w:t>
       </w:r>
     </w:p>
     <w:p>
@@ -192,17 +192,15 @@
     <w:tbl>
       <w:tblPr>
         <w:tblStyle w:val="Table"/>
-        <w:tblW w:type="pct" w:w="4999.999999999999"/>
+        <w:tblW w:type="pct" w:w="5000.0"/>
         <w:tblLook w:firstRow="1"/>
       </w:tblPr>
       <w:tblGrid>
-        <w:gridCol w:w="1131"/>
-        <w:gridCol w:w="1131"/>
-        <w:gridCol w:w="1131"/>
-        <w:gridCol w:w="1131"/>
-        <w:gridCol w:w="1131"/>
-        <w:gridCol w:w="1131"/>
-        <w:gridCol w:w="1131"/>
+        <w:gridCol w:w="1584"/>
+        <w:gridCol w:w="1584"/>
+        <w:gridCol w:w="1584"/>
+        <w:gridCol w:w="1584"/>
+        <w:gridCol w:w="1584"/>
       </w:tblGrid>
       <w:tr>
         <w:trPr>
@@ -289,40 +287,6 @@
               <w:jc w:val="left"/>
             </w:pPr>
             <w:r>
-              <w:t xml:space="preserve">Turkish</w:t>
-            </w:r>
-          </w:p>
-        </w:tc>
-        <w:tc>
-          <w:tcPr>
-            <w:tcBorders>
-              <w:bottom w:val="single"/>
-            </w:tcBorders>
-            <w:vAlign w:val="bottom"/>
-          </w:tcPr>
-          <w:p>
-            <w:pPr>
-              <w:pStyle w:val="Compact"/>
-              <w:jc w:val="left"/>
-            </w:pPr>
-            <w:r>
-              <w:t xml:space="preserve">Portuguese</w:t>
-            </w:r>
-          </w:p>
-        </w:tc>
-        <w:tc>
-          <w:tcPr>
-            <w:tcBorders>
-              <w:bottom w:val="single"/>
-            </w:tcBorders>
-            <w:vAlign w:val="bottom"/>
-          </w:tcPr>
-          <w:p>
-            <w:pPr>
-              <w:pStyle w:val="Compact"/>
-              <w:jc w:val="left"/>
-            </w:pPr>
-            <w:r>
               <w:t xml:space="preserve">Spanish</w:t>
             </w:r>
           </w:p>
@@ -380,28 +344,6 @@
               <w:jc w:val="left"/>
             </w:pPr>
             <w:r>
-              <w:t xml:space="preserve">yaşam süresi (yaşam boyu)</w:t>
-            </w:r>
-          </w:p>
-        </w:tc>
-        <w:tc>
-          <w:p>
-            <w:pPr>
-              <w:pStyle w:val="Compact"/>
-              <w:jc w:val="left"/>
-            </w:pPr>
-            <w:r>
-              <w:t xml:space="preserve">ciclo de vida (período de vida)</w:t>
-            </w:r>
-          </w:p>
-        </w:tc>
-        <w:tc>
-          <w:p>
-            <w:pPr>
-              <w:pStyle w:val="Compact"/>
-              <w:jc w:val="left"/>
-            </w:pPr>
-            <w:r>
               <w:t xml:space="preserve">ciclo de vida (etapas de la vida)</w:t>
             </w:r>
           </w:p>
@@ -459,28 +401,6 @@
               <w:jc w:val="left"/>
             </w:pPr>
             <w:r>
-              <w:t xml:space="preserve">gelişim</w:t>
-            </w:r>
-          </w:p>
-        </w:tc>
-        <w:tc>
-          <w:p>
-            <w:pPr>
-              <w:pStyle w:val="Compact"/>
-              <w:jc w:val="left"/>
-            </w:pPr>
-            <w:r>
-              <w:t xml:space="preserve">desenvolvimento</w:t>
-            </w:r>
-          </w:p>
-        </w:tc>
-        <w:tc>
-          <w:p>
-            <w:pPr>
-              <w:pStyle w:val="Compact"/>
-              <w:jc w:val="left"/>
-            </w:pPr>
-            <w:r>
               <w:t xml:space="preserve">desarrollo</w:t>
             </w:r>
           </w:p>
@@ -538,28 +458,6 @@
               <w:jc w:val="left"/>
             </w:pPr>
             <w:r>
-              <w:t xml:space="preserve">bebeklik</w:t>
-            </w:r>
-          </w:p>
-        </w:tc>
-        <w:tc>
-          <w:p>
-            <w:pPr>
-              <w:pStyle w:val="Compact"/>
-              <w:jc w:val="left"/>
-            </w:pPr>
-            <w:r>
-              <w:t xml:space="preserve">primeira infância (fase de bebê)</w:t>
-            </w:r>
-          </w:p>
-        </w:tc>
-        <w:tc>
-          <w:p>
-            <w:pPr>
-              <w:pStyle w:val="Compact"/>
-              <w:jc w:val="left"/>
-            </w:pPr>
-            <w:r>
               <w:t xml:space="preserve">infancia temprana (etapa de bebé)</w:t>
             </w:r>
           </w:p>
@@ -617,28 +515,6 @@
               <w:jc w:val="left"/>
             </w:pPr>
             <w:r>
-              <w:t xml:space="preserve">ergenlik</w:t>
-            </w:r>
-          </w:p>
-        </w:tc>
-        <w:tc>
-          <w:p>
-            <w:pPr>
-              <w:pStyle w:val="Compact"/>
-              <w:jc w:val="left"/>
-            </w:pPr>
-            <w:r>
-              <w:t xml:space="preserve">adolescência</w:t>
-            </w:r>
-          </w:p>
-        </w:tc>
-        <w:tc>
-          <w:p>
-            <w:pPr>
-              <w:pStyle w:val="Compact"/>
-              <w:jc w:val="left"/>
-            </w:pPr>
-            <w:r>
               <w:t xml:space="preserve">adolescencia</w:t>
             </w:r>
           </w:p>
@@ -696,28 +572,6 @@
               <w:jc w:val="left"/>
             </w:pPr>
             <w:r>
-              <w:t xml:space="preserve">gelişim basamağı (kilometre taşı)</w:t>
-            </w:r>
-          </w:p>
-        </w:tc>
-        <w:tc>
-          <w:p>
-            <w:pPr>
-              <w:pStyle w:val="Compact"/>
-              <w:jc w:val="left"/>
-            </w:pPr>
-            <w:r>
-              <w:t xml:space="preserve">marco do desenvolvimento</w:t>
-            </w:r>
-          </w:p>
-        </w:tc>
-        <w:tc>
-          <w:p>
-            <w:pPr>
-              <w:pStyle w:val="Compact"/>
-              <w:jc w:val="left"/>
-            </w:pPr>
-            <w:r>
               <w:t xml:space="preserve">hito del desarrollo</w:t>
             </w:r>
           </w:p>
@@ -775,28 +629,6 @@
               <w:jc w:val="left"/>
             </w:pPr>
             <w:r>
-              <w:t xml:space="preserve">nesne kalıcılığı (nesne sürekliliği)</w:t>
-            </w:r>
-          </w:p>
-        </w:tc>
-        <w:tc>
-          <w:p>
-            <w:pPr>
-              <w:pStyle w:val="Compact"/>
-              <w:jc w:val="left"/>
-            </w:pPr>
-            <w:r>
-              <w:t xml:space="preserve">permanência do objeto</w:t>
-            </w:r>
-          </w:p>
-        </w:tc>
-        <w:tc>
-          <w:p>
-            <w:pPr>
-              <w:pStyle w:val="Compact"/>
-              <w:jc w:val="left"/>
-            </w:pPr>
-            <w:r>
               <w:t xml:space="preserve">permanencia del objeto</w:t>
             </w:r>
           </w:p>
@@ -854,32 +686,10 @@
               <w:jc w:val="left"/>
             </w:pPr>
             <w:r>
-              <w:t xml:space="preserve">duyusal</w:t>
-            </w:r>
-          </w:p>
-        </w:tc>
-        <w:tc>
-          <w:p>
-            <w:pPr>
-              <w:pStyle w:val="Compact"/>
-              <w:jc w:val="left"/>
-            </w:pPr>
-            <w:r>
               <w:t xml:space="preserve">sensorial</w:t>
             </w:r>
           </w:p>
         </w:tc>
-        <w:tc>
-          <w:p>
-            <w:pPr>
-              <w:pStyle w:val="Compact"/>
-              <w:jc w:val="left"/>
-            </w:pPr>
-            <w:r>
-              <w:t xml:space="preserve">sensorial</w:t>
-            </w:r>
-          </w:p>
-        </w:tc>
       </w:tr>
       <w:tr>
         <w:tc>
@@ -933,28 +743,6 @@
               <w:jc w:val="left"/>
             </w:pPr>
             <w:r>
-              <w:t xml:space="preserve">kalıtım</w:t>
-            </w:r>
-          </w:p>
-        </w:tc>
-        <w:tc>
-          <w:p>
-            <w:pPr>
-              <w:pStyle w:val="Compact"/>
-              <w:jc w:val="left"/>
-            </w:pPr>
-            <w:r>
-              <w:t xml:space="preserve">hereditariedade</w:t>
-            </w:r>
-          </w:p>
-        </w:tc>
-        <w:tc>
-          <w:p>
-            <w:pPr>
-              <w:pStyle w:val="Compact"/>
-              <w:jc w:val="left"/>
-            </w:pPr>
-            <w:r>
               <w:t xml:space="preserve">herencia</w:t>
             </w:r>
           </w:p>
@@ -1012,28 +800,6 @@
               <w:jc w:val="left"/>
             </w:pPr>
             <w:r>
-              <w:t xml:space="preserve">çevre</w:t>
-            </w:r>
-          </w:p>
-        </w:tc>
-        <w:tc>
-          <w:p>
-            <w:pPr>
-              <w:pStyle w:val="Compact"/>
-              <w:jc w:val="left"/>
-            </w:pPr>
-            <w:r>
-              <w:t xml:space="preserve">ambiente</w:t>
-            </w:r>
-          </w:p>
-        </w:tc>
-        <w:tc>
-          <w:p>
-            <w:pPr>
-              <w:pStyle w:val="Compact"/>
-              <w:jc w:val="left"/>
-            </w:pPr>
-            <w:r>
               <w:t xml:space="preserve">ambiente (entorno)</w:t>
             </w:r>
           </w:p>
@@ -1091,28 +857,6 @@
               <w:jc w:val="left"/>
             </w:pPr>
             <w:r>
-              <w:t xml:space="preserve">benlik kavramı</w:t>
-            </w:r>
-          </w:p>
-        </w:tc>
-        <w:tc>
-          <w:p>
-            <w:pPr>
-              <w:pStyle w:val="Compact"/>
-              <w:jc w:val="left"/>
-            </w:pPr>
-            <w:r>
-              <w:t xml:space="preserve">autoconceito</w:t>
-            </w:r>
-          </w:p>
-        </w:tc>
-        <w:tc>
-          <w:p>
-            <w:pPr>
-              <w:pStyle w:val="Compact"/>
-              <w:jc w:val="left"/>
-            </w:pPr>
-            <w:r>
               <w:t xml:space="preserve">autoconcepto</w:t>
             </w:r>
           </w:p>
@@ -1170,28 +914,6 @@
               <w:jc w:val="left"/>
             </w:pPr>
             <w:r>
-              <w:t xml:space="preserve">öz imaj (benlik imgesi)</w:t>
-            </w:r>
-          </w:p>
-        </w:tc>
-        <w:tc>
-          <w:p>
-            <w:pPr>
-              <w:pStyle w:val="Compact"/>
-              <w:jc w:val="left"/>
-            </w:pPr>
-            <w:r>
-              <w:t xml:space="preserve">autoimagem</w:t>
-            </w:r>
-          </w:p>
-        </w:tc>
-        <w:tc>
-          <w:p>
-            <w:pPr>
-              <w:pStyle w:val="Compact"/>
-              <w:jc w:val="left"/>
-            </w:pPr>
-            <w:r>
               <w:t xml:space="preserve">autoimagen</w:t>
             </w:r>
           </w:p>
@@ -1249,32 +971,10 @@
               <w:jc w:val="left"/>
             </w:pPr>
             <w:r>
-              <w:t xml:space="preserve">iç konuşma (kendi kendine konuşma)</w:t>
-            </w:r>
-          </w:p>
-        </w:tc>
-        <w:tc>
-          <w:p>
-            <w:pPr>
-              <w:pStyle w:val="Compact"/>
-              <w:jc w:val="left"/>
-            </w:pPr>
-            <w:r>
               <w:t xml:space="preserve">diálogo interno</w:t>
             </w:r>
           </w:p>
         </w:tc>
-        <w:tc>
-          <w:p>
-            <w:pPr>
-              <w:pStyle w:val="Compact"/>
-              <w:jc w:val="left"/>
-            </w:pPr>
-            <w:r>
-              <w:t xml:space="preserve">diálogo interno</w:t>
-            </w:r>
-          </w:p>
-        </w:tc>
       </w:tr>
       <w:tr>
         <w:tc>
@@ -1328,28 +1028,6 @@
               <w:jc w:val="left"/>
             </w:pPr>
             <w:r>
-              <w:t xml:space="preserve">akran</w:t>
-            </w:r>
-          </w:p>
-        </w:tc>
-        <w:tc>
-          <w:p>
-            <w:pPr>
-              <w:pStyle w:val="Compact"/>
-              <w:jc w:val="left"/>
-            </w:pPr>
-            <w:r>
-              <w:t xml:space="preserve">colega (par)</w:t>
-            </w:r>
-          </w:p>
-        </w:tc>
-        <w:tc>
-          <w:p>
-            <w:pPr>
-              <w:pStyle w:val="Compact"/>
-              <w:jc w:val="left"/>
-            </w:pPr>
-            <w:r>
               <w:t xml:space="preserve">par (compañero)</w:t>
             </w:r>
           </w:p>
@@ -1407,28 +1085,6 @@
               <w:jc w:val="left"/>
             </w:pPr>
             <w:r>
-              <w:t xml:space="preserve">akran baskısı</w:t>
-            </w:r>
-          </w:p>
-        </w:tc>
-        <w:tc>
-          <w:p>
-            <w:pPr>
-              <w:pStyle w:val="Compact"/>
-              <w:jc w:val="left"/>
-            </w:pPr>
-            <w:r>
-              <w:t xml:space="preserve">pressão dos colegas</w:t>
-            </w:r>
-          </w:p>
-        </w:tc>
-        <w:tc>
-          <w:p>
-            <w:pPr>
-              <w:pStyle w:val="Compact"/>
-              <w:jc w:val="left"/>
-            </w:pPr>
-            <w:r>
               <w:t xml:space="preserve">presión de grupo (presión de los compañeros)</w:t>
             </w:r>
           </w:p>
@@ -1486,28 +1142,6 @@
               <w:jc w:val="left"/>
             </w:pPr>
             <w:r>
-              <w:t xml:space="preserve">reddetme</w:t>
-            </w:r>
-          </w:p>
-        </w:tc>
-        <w:tc>
-          <w:p>
-            <w:pPr>
-              <w:pStyle w:val="Compact"/>
-              <w:jc w:val="left"/>
-            </w:pPr>
-            <w:r>
-              <w:t xml:space="preserve">recusa</w:t>
-            </w:r>
-          </w:p>
-        </w:tc>
-        <w:tc>
-          <w:p>
-            <w:pPr>
-              <w:pStyle w:val="Compact"/>
-              <w:jc w:val="left"/>
-            </w:pPr>
-            <w:r>
               <w:t xml:space="preserve">rechazo (negativa)</w:t>
             </w:r>
           </w:p>
@@ -1565,28 +1199,6 @@
               <w:jc w:val="left"/>
             </w:pPr>
             <w:r>
-              <w:t xml:space="preserve">stres</w:t>
-            </w:r>
-          </w:p>
-        </w:tc>
-        <w:tc>
-          <w:p>
-            <w:pPr>
-              <w:pStyle w:val="Compact"/>
-              <w:jc w:val="left"/>
-            </w:pPr>
-            <w:r>
-              <w:t xml:space="preserve">estresse</w:t>
-            </w:r>
-          </w:p>
-        </w:tc>
-        <w:tc>
-          <w:p>
-            <w:pPr>
-              <w:pStyle w:val="Compact"/>
-              <w:jc w:val="left"/>
-            </w:pPr>
-            <w:r>
               <w:t xml:space="preserve">estrés</w:t>
             </w:r>
           </w:p>
@@ -1644,28 +1256,6 @@
               <w:jc w:val="left"/>
             </w:pPr>
             <w:r>
-              <w:t xml:space="preserve">stres kaynağı</w:t>
-            </w:r>
-          </w:p>
-        </w:tc>
-        <w:tc>
-          <w:p>
-            <w:pPr>
-              <w:pStyle w:val="Compact"/>
-              <w:jc w:val="left"/>
-            </w:pPr>
-            <w:r>
-              <w:t xml:space="preserve">fator de estresse (estressor)</w:t>
-            </w:r>
-          </w:p>
-        </w:tc>
-        <w:tc>
-          <w:p>
-            <w:pPr>
-              <w:pStyle w:val="Compact"/>
-              <w:jc w:val="left"/>
-            </w:pPr>
-            <w:r>
               <w:t xml:space="preserve">factor de estrés (estresor)</w:t>
             </w:r>
           </w:p>
@@ -1723,28 +1313,6 @@
               <w:jc w:val="left"/>
             </w:pPr>
             <w:r>
-              <w:t xml:space="preserve">başa çıkma</w:t>
-            </w:r>
-          </w:p>
-        </w:tc>
-        <w:tc>
-          <w:p>
-            <w:pPr>
-              <w:pStyle w:val="Compact"/>
-              <w:jc w:val="left"/>
-            </w:pPr>
-            <w:r>
-              <w:t xml:space="preserve">enfrentamento</w:t>
-            </w:r>
-          </w:p>
-        </w:tc>
-        <w:tc>
-          <w:p>
-            <w:pPr>
-              <w:pStyle w:val="Compact"/>
-              <w:jc w:val="left"/>
-            </w:pPr>
-            <w:r>
               <w:t xml:space="preserve">afrontamiento</w:t>
             </w:r>
           </w:p>
@@ -1802,28 +1370,6 @@
               <w:jc w:val="left"/>
             </w:pPr>
             <w:r>
-              <w:t xml:space="preserve">dijital ayak izi</w:t>
-            </w:r>
-          </w:p>
-        </w:tc>
-        <w:tc>
-          <w:p>
-            <w:pPr>
-              <w:pStyle w:val="Compact"/>
-              <w:jc w:val="left"/>
-            </w:pPr>
-            <w:r>
-              <w:t xml:space="preserve">pegada digital</w:t>
-            </w:r>
-          </w:p>
-        </w:tc>
-        <w:tc>
-          <w:p>
-            <w:pPr>
-              <w:pStyle w:val="Compact"/>
-              <w:jc w:val="left"/>
-            </w:pPr>
-            <w:r>
               <w:t xml:space="preserve">huella digital</w:t>
             </w:r>
           </w:p>
@@ -1881,28 +1427,6 @@
               <w:jc w:val="left"/>
             </w:pPr>
             <w:r>
-              <w:t xml:space="preserve">etkin dinleme (aktif dinleme)</w:t>
-            </w:r>
-          </w:p>
-        </w:tc>
-        <w:tc>
-          <w:p>
-            <w:pPr>
-              <w:pStyle w:val="Compact"/>
-              <w:jc w:val="left"/>
-            </w:pPr>
-            <w:r>
-              <w:t xml:space="preserve">escuta ativa</w:t>
-            </w:r>
-          </w:p>
-        </w:tc>
-        <w:tc>
-          <w:p>
-            <w:pPr>
-              <w:pStyle w:val="Compact"/>
-              <w:jc w:val="left"/>
-            </w:pPr>
-            <w:r>
               <w:t xml:space="preserve">escucha activa</w:t>
             </w:r>
           </w:p>
@@ -1960,66 +1484,20 @@
               <w:jc w:val="left"/>
             </w:pPr>
             <w:r>
+              <w:t xml:space="preserve">mensaje</w:t>
+            </w:r>
+            <w:r>
+              <w:t xml:space="preserve"> </w:t>
+            </w:r>
+            <w:r>
               <w:t xml:space="preserve">“</w:t>
             </w:r>
             <w:r>
-              <w:t xml:space="preserve">ben</w:t>
+              <w:t xml:space="preserve">yo</w:t>
             </w:r>
             <w:r>
               <w:t xml:space="preserve">”</w:t>
             </w:r>
-            <w:r>
-              <w:t xml:space="preserve"> </w:t>
-            </w:r>
-            <w:r>
-              <w:t xml:space="preserve">mesajı (ben dili)</w:t>
-            </w:r>
-          </w:p>
-        </w:tc>
-        <w:tc>
-          <w:p>
-            <w:pPr>
-              <w:pStyle w:val="Compact"/>
-              <w:jc w:val="left"/>
-            </w:pPr>
-            <w:r>
-              <w:t xml:space="preserve">mensagem</w:t>
-            </w:r>
-            <w:r>
-              <w:t xml:space="preserve"> </w:t>
-            </w:r>
-            <w:r>
-              <w:t xml:space="preserve">“</w:t>
-            </w:r>
-            <w:r>
-              <w:t xml:space="preserve">eu</w:t>
-            </w:r>
-            <w:r>
-              <w:t xml:space="preserve">”</w:t>
-            </w:r>
-          </w:p>
-        </w:tc>
-        <w:tc>
-          <w:p>
-            <w:pPr>
-              <w:pStyle w:val="Compact"/>
-              <w:jc w:val="left"/>
-            </w:pPr>
-            <w:r>
-              <w:t xml:space="preserve">mensaje</w:t>
-            </w:r>
-            <w:r>
-              <w:t xml:space="preserve"> </w:t>
-            </w:r>
-            <w:r>
-              <w:t xml:space="preserve">“</w:t>
-            </w:r>
-            <w:r>
-              <w:t xml:space="preserve">yo</w:t>
-            </w:r>
-            <w:r>
-              <w:t xml:space="preserve">”</w:t>
-            </w:r>
           </w:p>
         </w:tc>
       </w:tr>
@@ -2075,28 +1553,6 @@
               <w:jc w:val="left"/>
             </w:pPr>
             <w:r>
-              <w:t xml:space="preserve">çatışma</w:t>
-            </w:r>
-          </w:p>
-        </w:tc>
-        <w:tc>
-          <w:p>
-            <w:pPr>
-              <w:pStyle w:val="Compact"/>
-              <w:jc w:val="left"/>
-            </w:pPr>
-            <w:r>
-              <w:t xml:space="preserve">conflito</w:t>
-            </w:r>
-          </w:p>
-        </w:tc>
-        <w:tc>
-          <w:p>
-            <w:pPr>
-              <w:pStyle w:val="Compact"/>
-              <w:jc w:val="left"/>
-            </w:pPr>
-            <w:r>
               <w:t xml:space="preserve">conflicto</w:t>
             </w:r>
           </w:p>
@@ -2154,28 +1610,6 @@
               <w:jc w:val="left"/>
             </w:pPr>
             <w:r>
-              <w:t xml:space="preserve">tırmandırmak (büyütmek)</w:t>
-            </w:r>
-          </w:p>
-        </w:tc>
-        <w:tc>
-          <w:p>
-            <w:pPr>
-              <w:pStyle w:val="Compact"/>
-              <w:jc w:val="left"/>
-            </w:pPr>
-            <w:r>
-              <w:t xml:space="preserve">escalar (aumentar)</w:t>
-            </w:r>
-          </w:p>
-        </w:tc>
-        <w:tc>
-          <w:p>
-            <w:pPr>
-              <w:pStyle w:val="Compact"/>
-              <w:jc w:val="left"/>
-            </w:pPr>
-            <w:r>
               <w:t xml:space="preserve">escalar (intensificar)</w:t>
             </w:r>
           </w:p>
@@ -2233,28 +1667,6 @@
               <w:jc w:val="left"/>
             </w:pPr>
             <w:r>
-              <w:t xml:space="preserve">uzlaşma</w:t>
-            </w:r>
-          </w:p>
-        </w:tc>
-        <w:tc>
-          <w:p>
-            <w:pPr>
-              <w:pStyle w:val="Compact"/>
-              <w:jc w:val="left"/>
-            </w:pPr>
-            <w:r>
-              <w:t xml:space="preserve">meio-termo (acordo)</w:t>
-            </w:r>
-          </w:p>
-        </w:tc>
-        <w:tc>
-          <w:p>
-            <w:pPr>
-              <w:pStyle w:val="Compact"/>
-              <w:jc w:val="left"/>
-            </w:pPr>
-            <w:r>
               <w:t xml:space="preserve">acuerdo (ceder cada uno un poco)</w:t>
             </w:r>
           </w:p>
@@ -2312,28 +1724,6 @@
               <w:jc w:val="left"/>
             </w:pPr>
             <w:r>
-              <w:t xml:space="preserve">onarma (ilişkiyi onarmak)</w:t>
-            </w:r>
-          </w:p>
-        </w:tc>
-        <w:tc>
-          <w:p>
-            <w:pPr>
-              <w:pStyle w:val="Compact"/>
-              <w:jc w:val="left"/>
-            </w:pPr>
-            <w:r>
-              <w:t xml:space="preserve">reparar (consertar a relação)</w:t>
-            </w:r>
-          </w:p>
-        </w:tc>
-        <w:tc>
-          <w:p>
-            <w:pPr>
-              <w:pStyle w:val="Compact"/>
-              <w:jc w:val="left"/>
-            </w:pPr>
-            <w:r>
               <w:t xml:space="preserve">reparar (arreglar la relación)</w:t>
             </w:r>
           </w:p>
@@ -2391,28 +1781,6 @@
               <w:jc w:val="left"/>
             </w:pPr>
             <w:r>
-              <w:t xml:space="preserve">sınır</w:t>
-            </w:r>
-          </w:p>
-        </w:tc>
-        <w:tc>
-          <w:p>
-            <w:pPr>
-              <w:pStyle w:val="Compact"/>
-              <w:jc w:val="left"/>
-            </w:pPr>
-            <w:r>
-              <w:t xml:space="preserve">limite</w:t>
-            </w:r>
-          </w:p>
-        </w:tc>
-        <w:tc>
-          <w:p>
-            <w:pPr>
-              <w:pStyle w:val="Compact"/>
-              <w:jc w:val="left"/>
-            </w:pPr>
-            <w:r>
               <w:t xml:space="preserve">límite</w:t>
             </w:r>
           </w:p>
@@ -2470,28 +1838,6 @@
               <w:jc w:val="left"/>
             </w:pPr>
             <w:r>
-              <w:t xml:space="preserve">saygı</w:t>
-            </w:r>
-          </w:p>
-        </w:tc>
-        <w:tc>
-          <w:p>
-            <w:pPr>
-              <w:pStyle w:val="Compact"/>
-              <w:jc w:val="left"/>
-            </w:pPr>
-            <w:r>
-              <w:t xml:space="preserve">respeito</w:t>
-            </w:r>
-          </w:p>
-        </w:tc>
-        <w:tc>
-          <w:p>
-            <w:pPr>
-              <w:pStyle w:val="Compact"/>
-              <w:jc w:val="left"/>
-            </w:pPr>
-            <w:r>
               <w:t xml:space="preserve">respeto</w:t>
             </w:r>
           </w:p>
@@ -2549,28 +1895,6 @@
               <w:jc w:val="left"/>
             </w:pPr>
             <w:r>
-              <w:t xml:space="preserve">güven</w:t>
-            </w:r>
-          </w:p>
-        </w:tc>
-        <w:tc>
-          <w:p>
-            <w:pPr>
-              <w:pStyle w:val="Compact"/>
-              <w:jc w:val="left"/>
-            </w:pPr>
-            <w:r>
-              <w:t xml:space="preserve">confiança</w:t>
-            </w:r>
-          </w:p>
-        </w:tc>
-        <w:tc>
-          <w:p>
-            <w:pPr>
-              <w:pStyle w:val="Compact"/>
-              <w:jc w:val="left"/>
-            </w:pPr>
-            <w:r>
               <w:t xml:space="preserve">confianza</w:t>
             </w:r>
           </w:p>
@@ -2628,28 +1952,6 @@
               <w:jc w:val="left"/>
             </w:pPr>
             <w:r>
-              <w:t xml:space="preserve">sağlıklı ilişki</w:t>
-            </w:r>
-          </w:p>
-        </w:tc>
-        <w:tc>
-          <w:p>
-            <w:pPr>
-              <w:pStyle w:val="Compact"/>
-              <w:jc w:val="left"/>
-            </w:pPr>
-            <w:r>
-              <w:t xml:space="preserve">relacionamento saudável</w:t>
-            </w:r>
-          </w:p>
-        </w:tc>
-        <w:tc>
-          <w:p>
-            <w:pPr>
-              <w:pStyle w:val="Compact"/>
-              <w:jc w:val="left"/>
-            </w:pPr>
-            <w:r>
               <w:t xml:space="preserve">relación sana (saludable)</w:t>
             </w:r>
           </w:p>
@@ -2707,28 +2009,6 @@
               <w:jc w:val="left"/>
             </w:pPr>
             <w:r>
-              <w:t xml:space="preserve">sağlıksız ilişki</w:t>
-            </w:r>
-          </w:p>
-        </w:tc>
-        <w:tc>
-          <w:p>
-            <w:pPr>
-              <w:pStyle w:val="Compact"/>
-              <w:jc w:val="left"/>
-            </w:pPr>
-            <w:r>
-              <w:t xml:space="preserve">relacionamento não saudável</w:t>
-            </w:r>
-          </w:p>
-        </w:tc>
-        <w:tc>
-          <w:p>
-            <w:pPr>
-              <w:pStyle w:val="Compact"/>
-              <w:jc w:val="left"/>
-            </w:pPr>
-            <w:r>
               <w:t xml:space="preserve">relación no saludable (dañina)</w:t>
             </w:r>
           </w:p>
@@ -2786,28 +2066,6 @@
               <w:jc w:val="left"/>
             </w:pPr>
             <w:r>
-              <w:t xml:space="preserve">aile</w:t>
-            </w:r>
-          </w:p>
-        </w:tc>
-        <w:tc>
-          <w:p>
-            <w:pPr>
-              <w:pStyle w:val="Compact"/>
-              <w:jc w:val="left"/>
-            </w:pPr>
-            <w:r>
-              <w:t xml:space="preserve">família</w:t>
-            </w:r>
-          </w:p>
-        </w:tc>
-        <w:tc>
-          <w:p>
-            <w:pPr>
-              <w:pStyle w:val="Compact"/>
-              <w:jc w:val="left"/>
-            </w:pPr>
-            <w:r>
               <w:t xml:space="preserve">familia</w:t>
             </w:r>
           </w:p>
@@ -2865,28 +2123,6 @@
               <w:jc w:val="left"/>
             </w:pPr>
             <w:r>
-              <w:t xml:space="preserve">çekirdek aile</w:t>
-            </w:r>
-          </w:p>
-        </w:tc>
-        <w:tc>
-          <w:p>
-            <w:pPr>
-              <w:pStyle w:val="Compact"/>
-              <w:jc w:val="left"/>
-            </w:pPr>
-            <w:r>
-              <w:t xml:space="preserve">família nuclear</w:t>
-            </w:r>
-          </w:p>
-        </w:tc>
-        <w:tc>
-          <w:p>
-            <w:pPr>
-              <w:pStyle w:val="Compact"/>
-              <w:jc w:val="left"/>
-            </w:pPr>
-            <w:r>
               <w:t xml:space="preserve">familia nuclear</w:t>
             </w:r>
           </w:p>
@@ -2944,28 +2180,6 @@
               <w:jc w:val="left"/>
             </w:pPr>
             <w:r>
-              <w:t xml:space="preserve">karma aile (birleşik aile)</w:t>
-            </w:r>
-          </w:p>
-        </w:tc>
-        <w:tc>
-          <w:p>
-            <w:pPr>
-              <w:pStyle w:val="Compact"/>
-              <w:jc w:val="left"/>
-            </w:pPr>
-            <w:r>
-              <w:t xml:space="preserve">família reconstituída (família mista)</w:t>
-            </w:r>
-          </w:p>
-        </w:tc>
-        <w:tc>
-          <w:p>
-            <w:pPr>
-              <w:pStyle w:val="Compact"/>
-              <w:jc w:val="left"/>
-            </w:pPr>
-            <w:r>
               <w:t xml:space="preserve">familia ensamblada (familia reconstituida)</w:t>
             </w:r>
           </w:p>
@@ -3023,28 +2237,6 @@
               <w:jc w:val="left"/>
             </w:pPr>
             <w:r>
-              <w:t xml:space="preserve">geniş aile</w:t>
-            </w:r>
-          </w:p>
-        </w:tc>
-        <w:tc>
-          <w:p>
-            <w:pPr>
-              <w:pStyle w:val="Compact"/>
-              <w:jc w:val="left"/>
-            </w:pPr>
-            <w:r>
-              <w:t xml:space="preserve">família extensa (família ampliada)</w:t>
-            </w:r>
-          </w:p>
-        </w:tc>
-        <w:tc>
-          <w:p>
-            <w:pPr>
-              <w:pStyle w:val="Compact"/>
-              <w:jc w:val="left"/>
-            </w:pPr>
-            <w:r>
               <w:t xml:space="preserve">familia extensa</w:t>
             </w:r>
           </w:p>
@@ -3102,28 +2294,6 @@
               <w:jc w:val="left"/>
             </w:pPr>
             <w:r>
-              <w:t xml:space="preserve">vasi (veli)</w:t>
-            </w:r>
-          </w:p>
-        </w:tc>
-        <w:tc>
-          <w:p>
-            <w:pPr>
-              <w:pStyle w:val="Compact"/>
-              <w:jc w:val="left"/>
-            </w:pPr>
-            <w:r>
-              <w:t xml:space="preserve">responsável legal (guardião)</w:t>
-            </w:r>
-          </w:p>
-        </w:tc>
-        <w:tc>
-          <w:p>
-            <w:pPr>
-              <w:pStyle w:val="Compact"/>
-              <w:jc w:val="left"/>
-            </w:pPr>
-            <w:r>
               <w:t xml:space="preserve">tutor (guardián legal)</w:t>
             </w:r>
           </w:p>
@@ -3181,28 +2351,6 @@
               <w:jc w:val="left"/>
             </w:pPr>
             <w:r>
-              <w:t xml:space="preserve">geçiş</w:t>
-            </w:r>
-          </w:p>
-        </w:tc>
-        <w:tc>
-          <w:p>
-            <w:pPr>
-              <w:pStyle w:val="Compact"/>
-              <w:jc w:val="left"/>
-            </w:pPr>
-            <w:r>
-              <w:t xml:space="preserve">transição</w:t>
-            </w:r>
-          </w:p>
-        </w:tc>
-        <w:tc>
-          <w:p>
-            <w:pPr>
-              <w:pStyle w:val="Compact"/>
-              <w:jc w:val="left"/>
-            </w:pPr>
-            <w:r>
               <w:t xml:space="preserve">transición</w:t>
             </w:r>
           </w:p>
@@ -3260,28 +2408,6 @@
               <w:jc w:val="left"/>
             </w:pPr>
             <w:r>
-              <w:t xml:space="preserve">gelenek</w:t>
-            </w:r>
-          </w:p>
-        </w:tc>
-        <w:tc>
-          <w:p>
-            <w:pPr>
-              <w:pStyle w:val="Compact"/>
-              <w:jc w:val="left"/>
-            </w:pPr>
-            <w:r>
-              <w:t xml:space="preserve">tradição</w:t>
-            </w:r>
-          </w:p>
-        </w:tc>
-        <w:tc>
-          <w:p>
-            <w:pPr>
-              <w:pStyle w:val="Compact"/>
-              <w:jc w:val="left"/>
-            </w:pPr>
-            <w:r>
               <w:t xml:space="preserve">tradición</w:t>
             </w:r>
           </w:p>
@@ -3339,32 +2465,10 @@
               <w:jc w:val="left"/>
             </w:pPr>
             <w:r>
-              <w:t xml:space="preserve">kültür</w:t>
-            </w:r>
-          </w:p>
-        </w:tc>
-        <w:tc>
-          <w:p>
-            <w:pPr>
-              <w:pStyle w:val="Compact"/>
-              <w:jc w:val="left"/>
-            </w:pPr>
-            <w:r>
               <w:t xml:space="preserve">cultura</w:t>
             </w:r>
           </w:p>
         </w:tc>
-        <w:tc>
-          <w:p>
-            <w:pPr>
-              <w:pStyle w:val="Compact"/>
-              <w:jc w:val="left"/>
-            </w:pPr>
-            <w:r>
-              <w:t xml:space="preserve">cultura</w:t>
-            </w:r>
-          </w:p>
-        </w:tc>
       </w:tr>
       <w:tr>
         <w:tc>
@@ -3418,28 +2522,6 @@
               <w:jc w:val="left"/>
             </w:pPr>
             <w:r>
-              <w:t xml:space="preserve">rol</w:t>
-            </w:r>
-          </w:p>
-        </w:tc>
-        <w:tc>
-          <w:p>
-            <w:pPr>
-              <w:pStyle w:val="Compact"/>
-              <w:jc w:val="left"/>
-            </w:pPr>
-            <w:r>
-              <w:t xml:space="preserve">papel (função)</w:t>
-            </w:r>
-          </w:p>
-        </w:tc>
-        <w:tc>
-          <w:p>
-            <w:pPr>
-              <w:pStyle w:val="Compact"/>
-              <w:jc w:val="left"/>
-            </w:pPr>
-            <w:r>
               <w:t xml:space="preserve">rol (papel)</w:t>
             </w:r>
           </w:p>
@@ -3497,28 +2579,6 @@
               <w:jc w:val="left"/>
             </w:pPr>
             <w:r>
-              <w:t xml:space="preserve">sorumluluk</w:t>
-            </w:r>
-          </w:p>
-        </w:tc>
-        <w:tc>
-          <w:p>
-            <w:pPr>
-              <w:pStyle w:val="Compact"/>
-              <w:jc w:val="left"/>
-            </w:pPr>
-            <w:r>
-              <w:t xml:space="preserve">responsabilidade</w:t>
-            </w:r>
-          </w:p>
-        </w:tc>
-        <w:tc>
-          <w:p>
-            <w:pPr>
-              <w:pStyle w:val="Compact"/>
-              <w:jc w:val="left"/>
-            </w:pPr>
-            <w:r>
               <w:t xml:space="preserve">responsabilidad</w:t>
             </w:r>
           </w:p>
@@ -3576,32 +2636,10 @@
               <w:jc w:val="left"/>
             </w:pPr>
             <w:r>
-              <w:t xml:space="preserve">bakıcı (bakım veren)</w:t>
-            </w:r>
-          </w:p>
-        </w:tc>
-        <w:tc>
-          <w:p>
-            <w:pPr>
-              <w:pStyle w:val="Compact"/>
-              <w:jc w:val="left"/>
-            </w:pPr>
-            <w:r>
               <w:t xml:space="preserve">cuidador</w:t>
             </w:r>
           </w:p>
         </w:tc>
-        <w:tc>
-          <w:p>
-            <w:pPr>
-              <w:pStyle w:val="Compact"/>
-              <w:jc w:val="left"/>
-            </w:pPr>
-            <w:r>
-              <w:t xml:space="preserve">cuidador</w:t>
-            </w:r>
-          </w:p>
-        </w:tc>
       </w:tr>
       <w:tr>
         <w:tc>
@@ -3655,28 +2693,6 @@
               <w:jc w:val="left"/>
             </w:pPr>
             <w:r>
-              <w:t xml:space="preserve">ebeveynlik (anne babalık)</w:t>
-            </w:r>
-          </w:p>
-        </w:tc>
-        <w:tc>
-          <w:p>
-            <w:pPr>
-              <w:pStyle w:val="Compact"/>
-              <w:jc w:val="left"/>
-            </w:pPr>
-            <w:r>
-              <w:t xml:space="preserve">criação dos filhos (parentalidade)</w:t>
-            </w:r>
-          </w:p>
-        </w:tc>
-        <w:tc>
-          <w:p>
-            <w:pPr>
-              <w:pStyle w:val="Compact"/>
-              <w:jc w:val="left"/>
-            </w:pPr>
-            <w:r>
               <w:t xml:space="preserve">crianza (paternidad y maternidad)</w:t>
             </w:r>
           </w:p>
@@ -3734,28 +2750,6 @@
               <w:jc w:val="left"/>
             </w:pPr>
             <w:r>
-              <w:t xml:space="preserve">hazır olma (hazırlık)</w:t>
-            </w:r>
-          </w:p>
-        </w:tc>
-        <w:tc>
-          <w:p>
-            <w:pPr>
-              <w:pStyle w:val="Compact"/>
-              <w:jc w:val="left"/>
-            </w:pPr>
-            <w:r>
-              <w:t xml:space="preserve">prontidão (estar preparado)</w:t>
-            </w:r>
-          </w:p>
-        </w:tc>
-        <w:tc>
-          <w:p>
-            <w:pPr>
-              <w:pStyle w:val="Compact"/>
-              <w:jc w:val="left"/>
-            </w:pPr>
-            <w:r>
               <w:t xml:space="preserve">preparación (estar listo)</w:t>
             </w:r>
           </w:p>
@@ -3813,28 +2807,6 @@
               <w:jc w:val="left"/>
             </w:pPr>
             <w:r>
-              <w:t xml:space="preserve">güvenli uyku</w:t>
-            </w:r>
-          </w:p>
-        </w:tc>
-        <w:tc>
-          <w:p>
-            <w:pPr>
-              <w:pStyle w:val="Compact"/>
-              <w:jc w:val="left"/>
-            </w:pPr>
-            <w:r>
-              <w:t xml:space="preserve">sono seguro</w:t>
-            </w:r>
-          </w:p>
-        </w:tc>
-        <w:tc>
-          <w:p>
-            <w:pPr>
-              <w:pStyle w:val="Compact"/>
-              <w:jc w:val="left"/>
-            </w:pPr>
-            <w:r>
               <w:t xml:space="preserve">sueño seguro</w:t>
             </w:r>
           </w:p>
@@ -3892,28 +2864,6 @@
               <w:jc w:val="left"/>
             </w:pPr>
             <w:r>
-              <w:t xml:space="preserve">gözetim</w:t>
-            </w:r>
-          </w:p>
-        </w:tc>
-        <w:tc>
-          <w:p>
-            <w:pPr>
-              <w:pStyle w:val="Compact"/>
-              <w:jc w:val="left"/>
-            </w:pPr>
-            <w:r>
-              <w:t xml:space="preserve">supervisão</w:t>
-            </w:r>
-          </w:p>
-        </w:tc>
-        <w:tc>
-          <w:p>
-            <w:pPr>
-              <w:pStyle w:val="Compact"/>
-              <w:jc w:val="left"/>
-            </w:pPr>
-            <w:r>
               <w:t xml:space="preserve">supervisión</w:t>
             </w:r>
           </w:p>
@@ -3971,28 +2921,6 @@
               <w:jc w:val="left"/>
             </w:pPr>
             <w:r>
-              <w:t xml:space="preserve">acil durum</w:t>
-            </w:r>
-          </w:p>
-        </w:tc>
-        <w:tc>
-          <w:p>
-            <w:pPr>
-              <w:pStyle w:val="Compact"/>
-              <w:jc w:val="left"/>
-            </w:pPr>
-            <w:r>
-              <w:t xml:space="preserve">emergência</w:t>
-            </w:r>
-          </w:p>
-        </w:tc>
-        <w:tc>
-          <w:p>
-            <w:pPr>
-              <w:pStyle w:val="Compact"/>
-              <w:jc w:val="left"/>
-            </w:pPr>
-            <w:r>
               <w:t xml:space="preserve">emergencia</w:t>
             </w:r>
           </w:p>
@@ -4040,28 +2968,6 @@
             </w:pPr>
             <w:r>
               <w:t xml:space="preserve">Jobs that help people and families directly: social worker, counselor, child care teacher, family support worker.</w:t>
-            </w:r>
-          </w:p>
-        </w:tc>
-        <w:tc>
-          <w:p>
-            <w:pPr>
-              <w:pStyle w:val="Compact"/>
-              <w:jc w:val="left"/>
-            </w:pPr>
-            <w:r>
-              <w:t xml:space="preserve">sosyal hizmetler (insan hizmetleri)</w:t>
-            </w:r>
-          </w:p>
-        </w:tc>
-        <w:tc>
-          <w:p>
-            <w:pPr>
-              <w:pStyle w:val="Compact"/>
-              <w:jc w:val="left"/>
-            </w:pPr>
-            <w:r>
-              <w:t xml:space="preserve">serviços humanos (serviços sociais)</w:t>
             </w:r>
           </w:p>
         </w:tc>
@@ -4113,10 +3019,8 @@
         <w:tblLook w:firstRow="1"/>
       </w:tblPr>
       <w:tblGrid>
-        <w:gridCol w:w="1980"/>
-        <w:gridCol w:w="1980"/>
-        <w:gridCol w:w="1980"/>
-        <w:gridCol w:w="1980"/>
+        <w:gridCol w:w="3960"/>
+        <w:gridCol w:w="3960"/>
       </w:tblGrid>
       <w:tr>
         <w:trPr>
@@ -4152,40 +3056,6 @@
               <w:jc w:val="left"/>
             </w:pPr>
             <w:r>
-              <w:t xml:space="preserve">Turkish</w:t>
-            </w:r>
-          </w:p>
-        </w:tc>
-        <w:tc>
-          <w:tcPr>
-            <w:tcBorders>
-              <w:bottom w:val="single"/>
-            </w:tcBorders>
-            <w:vAlign w:val="bottom"/>
-          </w:tcPr>
-          <w:p>
-            <w:pPr>
-              <w:pStyle w:val="Compact"/>
-              <w:jc w:val="left"/>
-            </w:pPr>
-            <w:r>
-              <w:t xml:space="preserve">Portuguese</w:t>
-            </w:r>
-          </w:p>
-        </w:tc>
-        <w:tc>
-          <w:tcPr>
-            <w:tcBorders>
-              <w:bottom w:val="single"/>
-            </w:tcBorders>
-            <w:vAlign w:val="bottom"/>
-          </w:tcPr>
-          <w:p>
-            <w:pPr>
-              <w:pStyle w:val="Compact"/>
-              <w:jc w:val="left"/>
-            </w:pPr>
-            <w:r>
               <w:t xml:space="preserve">Spanish</w:t>
             </w:r>
           </w:p>
@@ -4230,7 +3100,7 @@
               <w:jc w:val="left"/>
             </w:pPr>
             <w:r>
-              <w:t xml:space="preserve">___ olduğunda ___ hissediyorum çünkü</w:t>
+              <w:t xml:space="preserve">Me siento ___ cuando ___ porque</w:t>
             </w:r>
             <w:r>
               <w:t xml:space="preserve"> </w:t>
@@ -4240,7 +3110,7 @@
                 <w:i/>
                 <w:b/>
               </w:rPr>
-              <w:t xml:space="preserve">. Benim</w:t>
+              <w:t xml:space="preserve">. Necesito</w:t>
             </w:r>
             <w:r>
               <w:rPr>
@@ -4250,21 +3120,68 @@
               <w:t xml:space="preserve"> </w:t>
             </w:r>
             <w:r>
-              <w:t xml:space="preserve"> </w:t>
-            </w:r>
-            <w:r>
-              <w:t xml:space="preserve">ihtiyacım var.</w:t>
-            </w:r>
-          </w:p>
-        </w:tc>
-        <w:tc>
-          <w:p>
-            <w:pPr>
-              <w:pStyle w:val="Compact"/>
-              <w:jc w:val="left"/>
-            </w:pPr>
-            <w:r>
-              <w:t xml:space="preserve">Eu me sinto ___ quando ___ porque</w:t>
+              <w:t xml:space="preserve">.</w:t>
+            </w:r>
+          </w:p>
+        </w:tc>
+      </w:tr>
+      <w:tr>
+        <w:tc>
+          <w:p>
+            <w:pPr>
+              <w:pStyle w:val="Compact"/>
+              <w:jc w:val="left"/>
+            </w:pPr>
+            <w:r>
+              <w:t xml:space="preserve">I hear that you ___.</w:t>
+            </w:r>
+          </w:p>
+        </w:tc>
+        <w:tc>
+          <w:p>
+            <w:pPr>
+              <w:pStyle w:val="Compact"/>
+              <w:jc w:val="left"/>
+            </w:pPr>
+            <w:r>
+              <w:t xml:space="preserve">Entiendo que tú ___.</w:t>
+            </w:r>
+          </w:p>
+        </w:tc>
+      </w:tr>
+      <w:tr>
+        <w:tc>
+          <w:p>
+            <w:pPr>
+              <w:pStyle w:val="Compact"/>
+              <w:jc w:val="left"/>
+            </w:pPr>
+            <w:r>
+              <w:t xml:space="preserve">Next time, could you ___?</w:t>
+            </w:r>
+          </w:p>
+        </w:tc>
+        <w:tc>
+          <w:p>
+            <w:pPr>
+              <w:pStyle w:val="Compact"/>
+              <w:jc w:val="left"/>
+            </w:pPr>
+            <w:r>
+              <w:t xml:space="preserve">La próxima vez, ¿podrías ___?</w:t>
+            </w:r>
+          </w:p>
+        </w:tc>
+      </w:tr>
+      <w:tr>
+        <w:tc>
+          <w:p>
+            <w:pPr>
+              <w:pStyle w:val="Compact"/>
+              <w:jc w:val="left"/>
+            </w:pPr>
+            <w:r>
+              <w:t xml:space="preserve">I am not okay with</w:t>
             </w:r>
             <w:r>
               <w:t xml:space="preserve"> </w:t>
@@ -4274,7 +3191,7 @@
                 <w:i/>
                 <w:b/>
               </w:rPr>
-              <w:t xml:space="preserve">. Eu preciso de</w:t>
+              <w:t xml:space="preserve">. I am okay with</w:t>
             </w:r>
             <w:r>
               <w:rPr>
@@ -4295,7 +3212,7 @@
               <w:jc w:val="left"/>
             </w:pPr>
             <w:r>
-              <w:t xml:space="preserve">Me siento ___ cuando ___ porque</w:t>
+              <w:t xml:space="preserve">No estoy de acuerdo con</w:t>
             </w:r>
             <w:r>
               <w:t xml:space="preserve"> </w:t>
@@ -4305,7 +3222,7 @@
                 <w:i/>
                 <w:b/>
               </w:rPr>
-              <w:t xml:space="preserve">. Necesito</w:t>
+              <w:t xml:space="preserve">. Estoy de acuerdo con</w:t>
             </w:r>
             <w:r>
               <w:rPr>
@@ -4328,204 +3245,6 @@
               <w:jc w:val="left"/>
             </w:pPr>
             <w:r>
-              <w:t xml:space="preserve">I hear that you ___.</w:t>
-            </w:r>
-          </w:p>
-        </w:tc>
-        <w:tc>
-          <w:p>
-            <w:pPr>
-              <w:pStyle w:val="Compact"/>
-              <w:jc w:val="left"/>
-            </w:pPr>
-            <w:r>
-              <w:t xml:space="preserve">Anlıyorum, sen ___.</w:t>
-            </w:r>
-          </w:p>
-        </w:tc>
-        <w:tc>
-          <w:p>
-            <w:pPr>
-              <w:pStyle w:val="Compact"/>
-              <w:jc w:val="left"/>
-            </w:pPr>
-            <w:r>
-              <w:t xml:space="preserve">Eu entendo que você ___.</w:t>
-            </w:r>
-          </w:p>
-        </w:tc>
-        <w:tc>
-          <w:p>
-            <w:pPr>
-              <w:pStyle w:val="Compact"/>
-              <w:jc w:val="left"/>
-            </w:pPr>
-            <w:r>
-              <w:t xml:space="preserve">Entiendo que tú ___.</w:t>
-            </w:r>
-          </w:p>
-        </w:tc>
-      </w:tr>
-      <w:tr>
-        <w:tc>
-          <w:p>
-            <w:pPr>
-              <w:pStyle w:val="Compact"/>
-              <w:jc w:val="left"/>
-            </w:pPr>
-            <w:r>
-              <w:t xml:space="preserve">Next time, could you ___?</w:t>
-            </w:r>
-          </w:p>
-        </w:tc>
-        <w:tc>
-          <w:p>
-            <w:pPr>
-              <w:pStyle w:val="Compact"/>
-              <w:jc w:val="left"/>
-            </w:pPr>
-            <w:r>
-              <w:t xml:space="preserve">Bir dahaki sefere ___ yapabilir misin?</w:t>
-            </w:r>
-          </w:p>
-        </w:tc>
-        <w:tc>
-          <w:p>
-            <w:pPr>
-              <w:pStyle w:val="Compact"/>
-              <w:jc w:val="left"/>
-            </w:pPr>
-            <w:r>
-              <w:t xml:space="preserve">Da próxima vez, você poderia ___?</w:t>
-            </w:r>
-          </w:p>
-        </w:tc>
-        <w:tc>
-          <w:p>
-            <w:pPr>
-              <w:pStyle w:val="Compact"/>
-              <w:jc w:val="left"/>
-            </w:pPr>
-            <w:r>
-              <w:t xml:space="preserve">La próxima vez, ¿podrías ___?</w:t>
-            </w:r>
-          </w:p>
-        </w:tc>
-      </w:tr>
-      <w:tr>
-        <w:tc>
-          <w:p>
-            <w:pPr>
-              <w:pStyle w:val="Compact"/>
-              <w:jc w:val="left"/>
-            </w:pPr>
-            <w:r>
-              <w:t xml:space="preserve">I am not okay with</w:t>
-            </w:r>
-            <w:r>
-              <w:t xml:space="preserve"> </w:t>
-            </w:r>
-            <w:r>
-              <w:rPr>
-                <w:i/>
-                <w:b/>
-              </w:rPr>
-              <w:t xml:space="preserve">. I am okay with</w:t>
-            </w:r>
-            <w:r>
-              <w:rPr>
-                <w:i/>
-                <w:b/>
-              </w:rPr>
-              <w:t xml:space="preserve"> </w:t>
-            </w:r>
-            <w:r>
-              <w:t xml:space="preserve">.</w:t>
-            </w:r>
-          </w:p>
-        </w:tc>
-        <w:tc>
-          <w:p>
-            <w:pPr>
-              <w:pStyle w:val="Compact"/>
-              <w:jc w:val="left"/>
-            </w:pPr>
-            <w:r>
-              <w:t xml:space="preserve">___ bana uymuyor. ___ benim için uygun.</w:t>
-            </w:r>
-          </w:p>
-        </w:tc>
-        <w:tc>
-          <w:p>
-            <w:pPr>
-              <w:pStyle w:val="Compact"/>
-              <w:jc w:val="left"/>
-            </w:pPr>
-            <w:r>
-              <w:t xml:space="preserve">Eu não estou de acordo com</w:t>
-            </w:r>
-            <w:r>
-              <w:t xml:space="preserve"> </w:t>
-            </w:r>
-            <w:r>
-              <w:rPr>
-                <w:i/>
-                <w:b/>
-              </w:rPr>
-              <w:t xml:space="preserve">. Eu estou de acordo com</w:t>
-            </w:r>
-            <w:r>
-              <w:rPr>
-                <w:i/>
-                <w:b/>
-              </w:rPr>
-              <w:t xml:space="preserve"> </w:t>
-            </w:r>
-            <w:r>
-              <w:t xml:space="preserve">.</w:t>
-            </w:r>
-          </w:p>
-        </w:tc>
-        <w:tc>
-          <w:p>
-            <w:pPr>
-              <w:pStyle w:val="Compact"/>
-              <w:jc w:val="left"/>
-            </w:pPr>
-            <w:r>
-              <w:t xml:space="preserve">No estoy de acuerdo con</w:t>
-            </w:r>
-            <w:r>
-              <w:t xml:space="preserve"> </w:t>
-            </w:r>
-            <w:r>
-              <w:rPr>
-                <w:i/>
-                <w:b/>
-              </w:rPr>
-              <w:t xml:space="preserve">. Estoy de acuerdo con</w:t>
-            </w:r>
-            <w:r>
-              <w:rPr>
-                <w:i/>
-                <w:b/>
-              </w:rPr>
-              <w:t xml:space="preserve"> </w:t>
-            </w:r>
-            <w:r>
-              <w:t xml:space="preserve">.</w:t>
-            </w:r>
-          </w:p>
-        </w:tc>
-      </w:tr>
-      <w:tr>
-        <w:tc>
-          <w:p>
-            <w:pPr>
-              <w:pStyle w:val="Compact"/>
-              <w:jc w:val="left"/>
-            </w:pPr>
-            <w:r>
               <w:t xml:space="preserve">My part in this was</w:t>
             </w:r>
             <w:r>
@@ -4537,48 +3256,6 @@
                 <w:b/>
               </w:rPr>
               <w:t xml:space="preserve">. I am sorry for</w:t>
-            </w:r>
-            <w:r>
-              <w:rPr>
-                <w:i/>
-                <w:b/>
-              </w:rPr>
-              <w:t xml:space="preserve"> </w:t>
-            </w:r>
-            <w:r>
-              <w:t xml:space="preserve">.</w:t>
-            </w:r>
-          </w:p>
-        </w:tc>
-        <w:tc>
-          <w:p>
-            <w:pPr>
-              <w:pStyle w:val="Compact"/>
-              <w:jc w:val="left"/>
-            </w:pPr>
-            <w:r>
-              <w:t xml:space="preserve">Bundaki payım ___ idi. ___ için özür dilerim.</w:t>
-            </w:r>
-          </w:p>
-        </w:tc>
-        <w:tc>
-          <w:p>
-            <w:pPr>
-              <w:pStyle w:val="Compact"/>
-              <w:jc w:val="left"/>
-            </w:pPr>
-            <w:r>
-              <w:t xml:space="preserve">A minha parte nisso foi</w:t>
-            </w:r>
-            <w:r>
-              <w:t xml:space="preserve"> </w:t>
-            </w:r>
-            <w:r>
-              <w:rPr>
-                <w:i/>
-                <w:b/>
-              </w:rPr>
-              <w:t xml:space="preserve">. Desculpe por</w:t>
             </w:r>
             <w:r>
               <w:rPr>
@@ -4642,10 +3319,8 @@
         <w:tblLook w:firstRow="1"/>
       </w:tblPr>
       <w:tblGrid>
-        <w:gridCol w:w="1980"/>
-        <w:gridCol w:w="1980"/>
-        <w:gridCol w:w="1980"/>
-        <w:gridCol w:w="1980"/>
+        <w:gridCol w:w="3960"/>
+        <w:gridCol w:w="3960"/>
       </w:tblGrid>
       <w:tr>
         <w:trPr>
@@ -4681,40 +3356,6 @@
               <w:jc w:val="left"/>
             </w:pPr>
             <w:r>
-              <w:t xml:space="preserve">Turkish</w:t>
-            </w:r>
-          </w:p>
-        </w:tc>
-        <w:tc>
-          <w:tcPr>
-            <w:tcBorders>
-              <w:bottom w:val="single"/>
-            </w:tcBorders>
-            <w:vAlign w:val="bottom"/>
-          </w:tcPr>
-          <w:p>
-            <w:pPr>
-              <w:pStyle w:val="Compact"/>
-              <w:jc w:val="left"/>
-            </w:pPr>
-            <w:r>
-              <w:t xml:space="preserve">Portuguese</w:t>
-            </w:r>
-          </w:p>
-        </w:tc>
-        <w:tc>
-          <w:tcPr>
-            <w:tcBorders>
-              <w:bottom w:val="single"/>
-            </w:tcBorders>
-            <w:vAlign w:val="bottom"/>
-          </w:tcPr>
-          <w:p>
-            <w:pPr>
-              <w:pStyle w:val="Compact"/>
-              <w:jc w:val="left"/>
-            </w:pPr>
-            <w:r>
               <w:t xml:space="preserve">Spanish</w:t>
             </w:r>
           </w:p>
@@ -4739,28 +3380,6 @@
               <w:jc w:val="left"/>
             </w:pPr>
             <w:r>
-              <w:t xml:space="preserve">İşe yarayan reddetme cümlesi ___ idi.</w:t>
-            </w:r>
-          </w:p>
-        </w:tc>
-        <w:tc>
-          <w:p>
-            <w:pPr>
-              <w:pStyle w:val="Compact"/>
-              <w:jc w:val="left"/>
-            </w:pPr>
-            <w:r>
-              <w:t xml:space="preserve">A frase de recusa que funcionou foi ___.</w:t>
-            </w:r>
-          </w:p>
-        </w:tc>
-        <w:tc>
-          <w:p>
-            <w:pPr>
-              <w:pStyle w:val="Compact"/>
-              <w:jc w:val="left"/>
-            </w:pPr>
-            <w:r>
               <w:t xml:space="preserve">La frase de rechazo que funcionó fue ___.</w:t>
             </w:r>
           </w:p>
@@ -4785,28 +3404,6 @@
               <w:jc w:val="left"/>
             </w:pPr>
             <w:r>
-              <w:t xml:space="preserve">Karakterin ___ hissettiğini anladım çünkü ___.</w:t>
-            </w:r>
-          </w:p>
-        </w:tc>
-        <w:tc>
-          <w:p>
-            <w:pPr>
-              <w:pStyle w:val="Compact"/>
-              <w:jc w:val="left"/>
-            </w:pPr>
-            <w:r>
-              <w:t xml:space="preserve">Deu para perceber que o personagem se sentiu ___ porque ___.</w:t>
-            </w:r>
-          </w:p>
-        </w:tc>
-        <w:tc>
-          <w:p>
-            <w:pPr>
-              <w:pStyle w:val="Compact"/>
-              <w:jc w:val="left"/>
-            </w:pPr>
-            <w:r>
               <w:t xml:space="preserve">Se notaba que el personaje se sentía ___ porque ___.</w:t>
             </w:r>
           </w:p>
@@ -4831,10 +3428,16 @@
               <w:jc w:val="left"/>
             </w:pPr>
             <w:r>
+              <w:t xml:space="preserve">El mensaje</w:t>
+            </w:r>
+            <w:r>
+              <w:t xml:space="preserve"> </w:t>
+            </w:r>
+            <w:r>
               <w:t xml:space="preserve">“</w:t>
             </w:r>
             <w:r>
-              <w:t xml:space="preserve">Ben</w:t>
+              <w:t xml:space="preserve">yo</w:t>
             </w:r>
             <w:r>
               <w:t xml:space="preserve">”</w:t>
@@ -4843,64 +3446,6 @@
               <w:t xml:space="preserve"> </w:t>
             </w:r>
             <w:r>
-              <w:t xml:space="preserve">mesajının dört parçası da vardı. / ___ eksikti.</w:t>
-            </w:r>
-          </w:p>
-        </w:tc>
-        <w:tc>
-          <w:p>
-            <w:pPr>
-              <w:pStyle w:val="Compact"/>
-              <w:jc w:val="left"/>
-            </w:pPr>
-            <w:r>
-              <w:t xml:space="preserve">A mensagem</w:t>
-            </w:r>
-            <w:r>
-              <w:t xml:space="preserve"> </w:t>
-            </w:r>
-            <w:r>
-              <w:t xml:space="preserve">“</w:t>
-            </w:r>
-            <w:r>
-              <w:t xml:space="preserve">eu</w:t>
-            </w:r>
-            <w:r>
-              <w:t xml:space="preserve">”</w:t>
-            </w:r>
-            <w:r>
-              <w:t xml:space="preserve"> </w:t>
-            </w:r>
-            <w:r>
-              <w:t xml:space="preserve">tinha as quatro partes. / Faltou ___.</w:t>
-            </w:r>
-          </w:p>
-        </w:tc>
-        <w:tc>
-          <w:p>
-            <w:pPr>
-              <w:pStyle w:val="Compact"/>
-              <w:jc w:val="left"/>
-            </w:pPr>
-            <w:r>
-              <w:t xml:space="preserve">El mensaje</w:t>
-            </w:r>
-            <w:r>
-              <w:t xml:space="preserve"> </w:t>
-            </w:r>
-            <w:r>
-              <w:t xml:space="preserve">“</w:t>
-            </w:r>
-            <w:r>
-              <w:t xml:space="preserve">yo</w:t>
-            </w:r>
-            <w:r>
-              <w:t xml:space="preserve">”</w:t>
-            </w:r>
-            <w:r>
-              <w:t xml:space="preserve"> </w:t>
-            </w:r>
-            <w:r>
               <w:t xml:space="preserve">tenía las cuatro partes. / Le faltó ___.</w:t>
             </w:r>
           </w:p>
@@ -4925,28 +3470,6 @@
               <w:jc w:val="left"/>
             </w:pPr>
             <w:r>
-              <w:t xml:space="preserve">___ yapmanı beğendim.</w:t>
-            </w:r>
-          </w:p>
-        </w:tc>
-        <w:tc>
-          <w:p>
-            <w:pPr>
-              <w:pStyle w:val="Compact"/>
-              <w:jc w:val="left"/>
-            </w:pPr>
-            <w:r>
-              <w:t xml:space="preserve">Gostei de como você ___.</w:t>
-            </w:r>
-          </w:p>
-        </w:tc>
-        <w:tc>
-          <w:p>
-            <w:pPr>
-              <w:pStyle w:val="Compact"/>
-              <w:jc w:val="left"/>
-            </w:pPr>
-            <w:r>
               <w:t xml:space="preserve">Me gustó cómo ___.</w:t>
             </w:r>
           </w:p>
@@ -4961,28 +3484,6 @@
             </w:pPr>
             <w:r>
               <w:t xml:space="preserve">One thing to try next time is ___.</w:t>
-            </w:r>
-          </w:p>
-        </w:tc>
-        <w:tc>
-          <w:p>
-            <w:pPr>
-              <w:pStyle w:val="Compact"/>
-              <w:jc w:val="left"/>
-            </w:pPr>
-            <w:r>
-              <w:t xml:space="preserve">Bir dahaki sefere denenecek bir şey: ___.</w:t>
-            </w:r>
-          </w:p>
-        </w:tc>
-        <w:tc>
-          <w:p>
-            <w:pPr>
-              <w:pStyle w:val="Compact"/>
-              <w:jc w:val="left"/>
-            </w:pPr>
-            <w:r>
-              <w:t xml:space="preserve">Uma coisa para tentar da próxima vez é ___.</w:t>
             </w:r>
           </w:p>
         </w:tc>
@@ -5016,10 +3517,8 @@
         <w:tblLook w:firstRow="1"/>
       </w:tblPr>
       <w:tblGrid>
-        <w:gridCol w:w="1980"/>
-        <w:gridCol w:w="1980"/>
-        <w:gridCol w:w="1980"/>
-        <w:gridCol w:w="1980"/>
+        <w:gridCol w:w="3960"/>
+        <w:gridCol w:w="3960"/>
       </w:tblGrid>
       <w:tr>
         <w:trPr>
@@ -5055,40 +3554,6 @@
               <w:jc w:val="left"/>
             </w:pPr>
             <w:r>
-              <w:t xml:space="preserve">Turkish</w:t>
-            </w:r>
-          </w:p>
-        </w:tc>
-        <w:tc>
-          <w:tcPr>
-            <w:tcBorders>
-              <w:bottom w:val="single"/>
-            </w:tcBorders>
-            <w:vAlign w:val="bottom"/>
-          </w:tcPr>
-          <w:p>
-            <w:pPr>
-              <w:pStyle w:val="Compact"/>
-              <w:jc w:val="left"/>
-            </w:pPr>
-            <w:r>
-              <w:t xml:space="preserve">Portuguese</w:t>
-            </w:r>
-          </w:p>
-        </w:tc>
-        <w:tc>
-          <w:tcPr>
-            <w:tcBorders>
-              <w:bottom w:val="single"/>
-            </w:tcBorders>
-            <w:vAlign w:val="bottom"/>
-          </w:tcPr>
-          <w:p>
-            <w:pPr>
-              <w:pStyle w:val="Compact"/>
-              <w:jc w:val="left"/>
-            </w:pPr>
-            <w:r>
               <w:t xml:space="preserve">Spanish</w:t>
             </w:r>
           </w:p>
@@ -5113,28 +3578,6 @@
               <w:jc w:val="left"/>
             </w:pPr>
             <w:r>
-              <w:t xml:space="preserve">Kitim ___ yaşındaki bir çocuk için.</w:t>
-            </w:r>
-          </w:p>
-        </w:tc>
-        <w:tc>
-          <w:p>
-            <w:pPr>
-              <w:pStyle w:val="Compact"/>
-              <w:jc w:val="left"/>
-            </w:pPr>
-            <w:r>
-              <w:t xml:space="preserve">Meu kit é para uma criança de ___ anos.</w:t>
-            </w:r>
-          </w:p>
-        </w:tc>
-        <w:tc>
-          <w:p>
-            <w:pPr>
-              <w:pStyle w:val="Compact"/>
-              <w:jc w:val="left"/>
-            </w:pPr>
-            <w:r>
               <w:t xml:space="preserve">Mi kit es para un niño o una niña de ___ años.</w:t>
             </w:r>
           </w:p>
@@ -5159,28 +3602,6 @@
               <w:jc w:val="left"/>
             </w:pPr>
             <w:r>
-              <w:t xml:space="preserve">___ becerilerini (fiziksel, düşünme, duygular veya sosyal) geliştirir çünkü ___.</w:t>
-            </w:r>
-          </w:p>
-        </w:tc>
-        <w:tc>
-          <w:p>
-            <w:pPr>
-              <w:pStyle w:val="Compact"/>
-              <w:jc w:val="left"/>
-            </w:pPr>
-            <w:r>
-              <w:t xml:space="preserve">Ele desenvolve habilidades ___ (físicas, de pensamento, emocionais ou sociais) porque ___.</w:t>
-            </w:r>
-          </w:p>
-        </w:tc>
-        <w:tc>
-          <w:p>
-            <w:pPr>
-              <w:pStyle w:val="Compact"/>
-              <w:jc w:val="left"/>
-            </w:pPr>
-            <w:r>
               <w:t xml:space="preserve">Desarrolla habilidades ___ (físicas, de pensamiento, emocionales o sociales) porque ___.</w:t>
             </w:r>
           </w:p>
@@ -5205,28 +3626,6 @@
               <w:jc w:val="left"/>
             </w:pPr>
             <w:r>
-              <w:t xml:space="preserve">Bu yaş için güvenli çünkü ___.</w:t>
-            </w:r>
-          </w:p>
-        </w:tc>
-        <w:tc>
-          <w:p>
-            <w:pPr>
-              <w:pStyle w:val="Compact"/>
-              <w:jc w:val="left"/>
-            </w:pPr>
-            <w:r>
-              <w:t xml:space="preserve">É seguro para essa idade porque ___.</w:t>
-            </w:r>
-          </w:p>
-        </w:tc>
-        <w:tc>
-          <w:p>
-            <w:pPr>
-              <w:pStyle w:val="Compact"/>
-              <w:jc w:val="left"/>
-            </w:pPr>
-            <w:r>
               <w:t xml:space="preserve">Es seguro para esta edad porque ___.</w:t>
             </w:r>
           </w:p>
@@ -5241,28 +3640,6 @@
             </w:pPr>
             <w:r>
               <w:t xml:space="preserve">It cost $___ and I reused ___.</w:t>
-            </w:r>
-          </w:p>
-        </w:tc>
-        <w:tc>
-          <w:p>
-            <w:pPr>
-              <w:pStyle w:val="Compact"/>
-              <w:jc w:val="left"/>
-            </w:pPr>
-            <w:r>
-              <w:t xml:space="preserve">___ dolara mal oldu ve ___ yeniden kullandım.</w:t>
-            </w:r>
-          </w:p>
-        </w:tc>
-        <w:tc>
-          <w:p>
-            <w:pPr>
-              <w:pStyle w:val="Compact"/>
-              <w:jc w:val="left"/>
-            </w:pPr>
-            <w:r>
-              <w:t xml:space="preserve">Custou $___ e eu reutilizei ___.</w:t>
             </w:r>
           </w:p>
         </w:tc>
@@ -5317,7 +3694,7 @@
               <w:jc w:val="left"/>
             </w:pPr>
             <w:r>
-              <w:t xml:space="preserve">Test ettiğimde</w:t>
+              <w:t xml:space="preserve">Cuando lo probé,</w:t>
             </w:r>
             <w:r>
               <w:t xml:space="preserve"> </w:t>
@@ -5327,7 +3704,7 @@
                 <w:i/>
                 <w:b/>
               </w:rPr>
-              <w:t xml:space="preserve">. Bir dahaki sefere</w:t>
+              <w:t xml:space="preserve">. La próxima vez, yo</w:t>
             </w:r>
             <w:r>
               <w:rPr>
@@ -5337,75 +3714,10 @@
               <w:t xml:space="preserve"> </w:t>
             </w:r>
             <w:r>
-              <w:t xml:space="preserve"> </w:t>
-            </w:r>
-            <w:r>
-              <w:t xml:space="preserve">yapardım.</w:t>
-            </w:r>
-          </w:p>
-        </w:tc>
-        <w:tc>
-          <w:p>
-            <w:pPr>
-              <w:pStyle w:val="Compact"/>
-              <w:jc w:val="left"/>
-            </w:pPr>
-            <w:r>
-              <w:t xml:space="preserve">Quando eu testei,</w:t>
-            </w:r>
-            <w:r>
-              <w:t xml:space="preserve"> </w:t>
-            </w:r>
-            <w:r>
-              <w:rPr>
-                <w:i/>
-                <w:b/>
-              </w:rPr>
-              <w:t xml:space="preserve">. Da próxima vez eu</w:t>
-            </w:r>
-            <w:r>
-              <w:rPr>
-                <w:i/>
-                <w:b/>
-              </w:rPr>
-              <w:t xml:space="preserve"> </w:t>
-            </w:r>
-            <w:r>
               <w:t xml:space="preserve">.</w:t>
             </w:r>
           </w:p>
         </w:tc>
-        <w:tc>
-          <w:p>
-            <w:pPr>
-              <w:pStyle w:val="Compact"/>
-              <w:jc w:val="left"/>
-            </w:pPr>
-            <w:r>
-              <w:t xml:space="preserve">Cuando lo probé,</w:t>
-            </w:r>
-            <w:r>
-              <w:t xml:space="preserve"> </w:t>
-            </w:r>
-            <w:r>
-              <w:rPr>
-                <w:i/>
-                <w:b/>
-              </w:rPr>
-              <w:t xml:space="preserve">. La próxima vez, yo</w:t>
-            </w:r>
-            <w:r>
-              <w:rPr>
-                <w:i/>
-                <w:b/>
-              </w:rPr>
-              <w:t xml:space="preserve"> </w:t>
-            </w:r>
-            <w:r>
-              <w:t xml:space="preserve">.</w:t>
-            </w:r>
-          </w:p>
-        </w:tc>
       </w:tr>
       <w:tr>
         <w:tc>
@@ -5416,28 +3728,6 @@
             </w:pPr>
             <w:r>
               <w:t xml:space="preserve">One thing from the client card I built in is ___.</w:t>
-            </w:r>
-          </w:p>
-        </w:tc>
-        <w:tc>
-          <w:p>
-            <w:pPr>
-              <w:pStyle w:val="Compact"/>
-              <w:jc w:val="left"/>
-            </w:pPr>
-            <w:r>
-              <w:t xml:space="preserve">Müşteri kartından kite eklediğim bir şey ___.</w:t>
-            </w:r>
-          </w:p>
-        </w:tc>
-        <w:tc>
-          <w:p>
-            <w:pPr>
-              <w:pStyle w:val="Compact"/>
-              <w:jc w:val="left"/>
-            </w:pPr>
-            <w:r>
-              <w:t xml:space="preserve">Uma coisa do cartão do cliente que eu incluí é ___.</w:t>
             </w:r>
           </w:p>
         </w:tc>

--- a/downloads/documents/04 Units/Unit 03 - Human Development and Relationships - Growing Up, Getting Along/Vocabulary 03.docx
+++ b/downloads/documents/04 Units/Unit 03 - Human Development and Relationships - Growing Up, Getting Along/Vocabulary 03.docx
@@ -3727,18 +3727,18 @@
               <w:jc w:val="left"/>
             </w:pPr>
             <w:r>
-              <w:t xml:space="preserve">One thing from the client card I built in is ___.</w:t>
-            </w:r>
-          </w:p>
-        </w:tc>
-        <w:tc>
-          <w:p>
-            <w:pPr>
-              <w:pStyle w:val="Compact"/>
-              <w:jc w:val="left"/>
-            </w:pPr>
-            <w:r>
-              <w:t xml:space="preserve">Algo de la tarjeta del cliente que incluí es ___.</w:t>
+              <w:t xml:space="preserve">One change I made after the test is ___.</w:t>
+            </w:r>
+          </w:p>
+        </w:tc>
+        <w:tc>
+          <w:p>
+            <w:pPr>
+              <w:pStyle w:val="Compact"/>
+              <w:jc w:val="left"/>
+            </w:pPr>
+            <w:r>
+              <w:t xml:space="preserve">Un cambio que hice después de la prueba es ___.</w:t>
             </w:r>
           </w:p>
         </w:tc>
